--- a/23-pulleys-hanging-masses/worksheet.docx
+++ b/23-pulleys-hanging-masses/worksheet.docx
@@ -176,7 +176,7 @@
               <w:rPr>
                 <w:sz w:val="20"/>
               </w:rPr>
-              <w:t xml:space="preserve"> or set the masses yourself (type a value in the box next to a slider).</w:t>
+              <w:t xml:space="preserve"> or set the masses yourself (▼ ▲, or type a value in the box).</w:t>
             </w:r>
           </w:p>
           <w:p>

--- a/23-pulleys-hanging-masses/worksheet.docx
+++ b/23-pulleys-hanging-masses/worksheet.docx
@@ -131,7 +131,7 @@
                 <w:b/>
                 <w:sz w:val="20"/>
               </w:rPr>
-              <w:t>biba0112.github.io/physics-sims/23-pulleys-hanging-masses/</w:t>
+              <w:t>physics.taneski.com/23-pulleys-hanging-masses/</w:t>
             </w:r>
             <w:r>
               <w:rPr>
